--- a/含主动车轮外倾的圈速优化建模.docx
+++ b/含主动车轮外倾的圈速优化建模.docx
@@ -18,8 +18,6 @@
         </w:rPr>
         <w:t>上接正文</w:t>
       </w:r>
-      <w:bookmarkStart w:id="23" w:name="_GoBack"/>
-      <w:bookmarkEnd w:id="23"/>
     </w:p>
     <w:p>
       <w:pPr>
@@ -103,7 +101,7 @@
           <w:rFonts w:hint="eastAsia"/>
           <w:sz w:val="21"/>
         </w:rPr>
-        <w:t>描述轮胎力与轮胎外倾角等参数的数学关系，构建了准稳态悬架模型求解被动悬架四轮外倾角，具体公式见附录A。在求解圈速优化问题时，使用开源符号计算框架CasADi</w:t>
+        <w:t>描述轮胎力与轮胎外倾角等参数的数学关系，构建了准稳态悬架模型求解被动悬架四轮外倾角。在求解圈速优化问题时，使用开源符号计算框架CasADi</w:t>
       </w:r>
       <w:r>
         <w:rPr>
@@ -1781,12 +1779,6 @@
             <w:insideH w:val="none" w:color="auto" w:sz="0" w:space="0"/>
             <w:insideV w:val="none" w:color="auto" w:sz="0" w:space="0"/>
           </w:tblBorders>
-          <w:tblCellMar>
-            <w:top w:w="0" w:type="dxa"/>
-            <w:left w:w="108" w:type="dxa"/>
-            <w:bottom w:w="0" w:type="dxa"/>
-            <w:right w:w="108" w:type="dxa"/>
-          </w:tblCellMar>
         </w:tblPrEx>
         <w:trPr>
           <w:cantSplit/>
@@ -6486,7 +6478,16 @@
           <w:rFonts w:hint="eastAsia"/>
           <w:sz w:val="21"/>
         </w:rPr>
-        <w:t>外倾角的正则化系数分别为0.001、0.00001以及0.001。在</w:t>
+        <w:t>外倾角的正则化系数分别为0.001、0.0</w:t>
+      </w:r>
+      <w:bookmarkStart w:id="23" w:name="_GoBack"/>
+      <w:bookmarkEnd w:id="23"/>
+      <w:r>
+        <w:rPr>
+          <w:rFonts w:hint="eastAsia"/>
+          <w:sz w:val="21"/>
+        </w:rPr>
+        <w:t>0001以及0.001。在</w:t>
       </w:r>
       <w:r>
         <w:rPr>
@@ -7122,11 +7123,11 @@
     <w:lsdException w:uiPriority="39" w:name="toc 7"/>
     <w:lsdException w:uiPriority="39" w:name="toc 8"/>
     <w:lsdException w:uiPriority="39" w:name="toc 9"/>
-    <w:lsdException w:unhideWhenUsed="0" w:uiPriority="0" w:semiHidden="0" w:name="Normal Indent"/>
+    <w:lsdException w:qFormat="1" w:unhideWhenUsed="0" w:uiPriority="0" w:semiHidden="0" w:name="Normal Indent"/>
     <w:lsdException w:uiPriority="99" w:name="footnote text"/>
     <w:lsdException w:uiPriority="99" w:name="annotation text"/>
     <w:lsdException w:qFormat="1" w:uiPriority="99" w:semiHidden="0" w:name="header"/>
-    <w:lsdException w:uiPriority="99" w:semiHidden="0" w:name="footer"/>
+    <w:lsdException w:qFormat="1" w:uiPriority="99" w:semiHidden="0" w:name="footer"/>
     <w:lsdException w:uiPriority="99" w:name="index heading"/>
     <w:lsdException w:qFormat="1" w:uiPriority="35" w:name="caption"/>
     <w:lsdException w:uiPriority="99" w:name="table of figures"/>
@@ -7571,6 +7572,7 @@
   <w:style w:type="paragraph" w:styleId="11">
     <w:name w:val="Normal Indent"/>
     <w:basedOn w:val="1"/>
+    <w:qFormat/>
     <w:uiPriority w:val="0"/>
     <w:pPr>
       <w:ind w:firstLine="420"/>
@@ -7604,6 +7606,7 @@
     <w:basedOn w:val="1"/>
     <w:link w:val="41"/>
     <w:unhideWhenUsed/>
+    <w:qFormat/>
     <w:uiPriority w:val="99"/>
     <w:pPr>
       <w:tabs>
@@ -7901,6 +7904,7 @@
     <w:name w:val="明显引用 字符"/>
     <w:basedOn w:val="18"/>
     <w:link w:val="34"/>
+    <w:qFormat/>
     <w:uiPriority w:val="30"/>
     <w:rPr>
       <w:i/>
@@ -7937,6 +7941,7 @@
     <w:name w:val="公式"/>
     <w:basedOn w:val="1"/>
     <w:link w:val="39"/>
+    <w:qFormat/>
     <w:uiPriority w:val="0"/>
     <w:pPr>
       <w:tabs>
@@ -7992,6 +7997,7 @@
     <w:name w:val="页脚 字符"/>
     <w:basedOn w:val="18"/>
     <w:link w:val="13"/>
+    <w:qFormat/>
     <w:uiPriority w:val="99"/>
     <w:rPr>
       <w:sz w:val="18"/>

--- a/含主动车轮外倾的圈速优化建模.docx
+++ b/含主动车轮外倾的圈速优化建模.docx
@@ -1779,6 +1779,12 @@
             <w:insideH w:val="none" w:color="auto" w:sz="0" w:space="0"/>
             <w:insideV w:val="none" w:color="auto" w:sz="0" w:space="0"/>
           </w:tblBorders>
+          <w:tblCellMar>
+            <w:top w:w="0" w:type="dxa"/>
+            <w:left w:w="108" w:type="dxa"/>
+            <w:bottom w:w="0" w:type="dxa"/>
+            <w:right w:w="108" w:type="dxa"/>
+          </w:tblCellMar>
         </w:tblPrEx>
         <w:trPr>
           <w:cantSplit/>
@@ -2629,40 +2635,6 @@
         </w:tc>
       </w:tr>
     </w:tbl>
-    <w:p>
-      <w:pPr>
-        <w:rPr>
-          <w:rFonts w:hint="eastAsia"/>
-        </w:rPr>
-      </w:pPr>
-      <w:r>
-        <w:rPr>
-          <w:rFonts w:asciiTheme="majorHAnsi" w:hAnsiTheme="majorHAnsi" w:eastAsiaTheme="majorEastAsia" w:cstheme="majorBidi"/>
-          <w:color w:val="0F4761" w:themeColor="accent1" w:themeShade="BF"/>
-          <w:sz w:val="40"/>
-          <w:szCs w:val="40"/>
-        </w:rPr>
-        <w:t>1.</w:t>
-      </w:r>
-      <w:r>
-        <w:rPr>
-          <w:rFonts w:hint="eastAsia" w:asciiTheme="majorHAnsi" w:hAnsiTheme="majorHAnsi" w:eastAsiaTheme="majorEastAsia" w:cstheme="majorBidi"/>
-          <w:color w:val="0F4761" w:themeColor="accent1" w:themeShade="BF"/>
-          <w:sz w:val="40"/>
-          <w:szCs w:val="40"/>
-        </w:rPr>
-        <w:t>1</w:t>
-      </w:r>
-      <w:r>
-        <w:rPr>
-          <w:rFonts w:asciiTheme="majorHAnsi" w:hAnsiTheme="majorHAnsi" w:eastAsiaTheme="majorEastAsia" w:cstheme="majorBidi"/>
-          <w:color w:val="0F4761" w:themeColor="accent1" w:themeShade="BF"/>
-          <w:sz w:val="40"/>
-          <w:szCs w:val="40"/>
-        </w:rPr>
-        <w:t xml:space="preserve">  状态量与控制量上下界</w:t>
-      </w:r>
-    </w:p>
     <w:p>
       <w:pPr>
         <w:pStyle w:val="40"/>
@@ -3724,7 +3696,24 @@
           <w:sz w:val="21"/>
           <w:vertAlign w:val="superscript"/>
         </w:rPr>
-        <w:t>[15]</w:t>
+        <w:t>[1</w:t>
+      </w:r>
+      <w:r>
+        <w:rPr>
+          <w:rFonts w:hint="eastAsia"/>
+          <w:sz w:val="21"/>
+          <w:vertAlign w:val="superscript"/>
+          <w:lang w:val="en-US" w:eastAsia="zh-CN"/>
+        </w:rPr>
+        <w:t>7</w:t>
+      </w:r>
+      <w:r>
+        <w:rPr>
+          <w:rFonts w:hint="eastAsia"/>
+          <w:sz w:val="21"/>
+          <w:vertAlign w:val="superscript"/>
+        </w:rPr>
+        <w:t>]</w:t>
       </w:r>
       <w:r>
         <w:rPr>
@@ -3910,6 +3899,8 @@
         <w:t>4)的函数：</w:t>
       </w:r>
       <w:bookmarkEnd w:id="12"/>
+      <w:bookmarkStart w:id="23" w:name="_GoBack"/>
+      <w:bookmarkEnd w:id="23"/>
     </w:p>
     <w:bookmarkEnd w:id="9"/>
     <w:p>
@@ -4064,13 +4055,25 @@
         <w:pStyle w:val="2"/>
         <w:spacing w:before="0"/>
         <w:rPr>
-          <w:sz w:val="21"/>
+          <w:rFonts w:hint="eastAsia" w:asciiTheme="majorHAnsi" w:hAnsiTheme="majorHAnsi" w:eastAsiaTheme="majorEastAsia" w:cstheme="majorBidi"/>
+          <w:color w:val="0F4761" w:themeColor="accent1" w:themeShade="BF"/>
+          <w:kern w:val="2"/>
+          <w:sz w:val="40"/>
+          <w:szCs w:val="40"/>
+          <w:lang w:val="en-US" w:eastAsia="zh-CN" w:bidi="ar-SA"/>
+          <w14:ligatures w14:val="standardContextual"/>
         </w:rPr>
       </w:pPr>
       <w:bookmarkStart w:id="13" w:name="OLE_LINK14"/>
       <w:r>
         <w:rPr>
-          <w:rFonts w:hint="eastAsia"/>
+          <w:rFonts w:hint="eastAsia" w:asciiTheme="majorHAnsi" w:hAnsiTheme="majorHAnsi" w:eastAsiaTheme="majorEastAsia" w:cstheme="majorBidi"/>
+          <w:color w:val="0F4761" w:themeColor="accent1" w:themeShade="BF"/>
+          <w:kern w:val="2"/>
+          <w:sz w:val="40"/>
+          <w:szCs w:val="40"/>
+          <w:lang w:val="en-US" w:eastAsia="zh-CN" w:bidi="ar-SA"/>
+          <w14:ligatures w14:val="standardContextual"/>
         </w:rPr>
         <w:t>1.2 悬架模型与轮胎模型</w:t>
       </w:r>
@@ -4269,8 +4272,17 @@
           <w:rFonts w:hint="eastAsia" w:eastAsiaTheme="minorEastAsia"/>
           <w:sz w:val="18"/>
           <w:szCs w:val="18"/>
-        </w:rPr>
-        <w:t>6)</w:t>
+          <w:lang w:val="en-US" w:eastAsia="zh-CN"/>
+        </w:rPr>
+        <w:t>8</w:t>
+      </w:r>
+      <w:r>
+        <w:rPr>
+          <w:rFonts w:hint="eastAsia" w:eastAsiaTheme="minorEastAsia"/>
+          <w:sz w:val="18"/>
+          <w:szCs w:val="18"/>
+        </w:rPr>
+        <w:t>)</w:t>
       </w:r>
     </w:p>
     <w:p>
@@ -4321,8 +4333,17 @@
           <w:rFonts w:hint="eastAsia" w:eastAsiaTheme="minorEastAsia"/>
           <w:sz w:val="18"/>
           <w:szCs w:val="18"/>
-        </w:rPr>
-        <w:t>7)</w:t>
+          <w:lang w:val="en-US" w:eastAsia="zh-CN"/>
+        </w:rPr>
+        <w:t>9</w:t>
+      </w:r>
+      <w:r>
+        <w:rPr>
+          <w:rFonts w:hint="eastAsia" w:eastAsiaTheme="minorEastAsia"/>
+          <w:sz w:val="18"/>
+          <w:szCs w:val="18"/>
+        </w:rPr>
+        <w:t>)</w:t>
       </w:r>
     </w:p>
     <w:p>
@@ -4481,8 +4502,9 @@
         <w:rPr>
           <w:rFonts w:hint="eastAsia" w:eastAsiaTheme="minorEastAsia"/>
           <w:szCs w:val="16"/>
-        </w:rPr>
-        <w:t>8</w:t>
+          <w:lang w:val="en-US" w:eastAsia="zh-CN"/>
+        </w:rPr>
+        <w:t>10</w:t>
       </w:r>
       <w:r>
         <w:rPr>
@@ -4759,8 +4781,9 @@
         <w:rPr>
           <w:rFonts w:hint="eastAsia" w:eastAsiaTheme="minorEastAsia"/>
           <w:szCs w:val="16"/>
-        </w:rPr>
-        <w:t>9</w:t>
+          <w:lang w:val="en-US" w:eastAsia="zh-CN"/>
+        </w:rPr>
+        <w:t>11</w:t>
       </w:r>
       <w:r>
         <w:rPr>
@@ -4896,12 +4919,24 @@
         <w:pStyle w:val="2"/>
         <w:spacing w:before="0"/>
         <w:rPr>
-          <w:rFonts w:hint="eastAsia"/>
-        </w:rPr>
-      </w:pPr>
-      <w:r>
-        <w:rPr>
-          <w:rFonts w:hint="eastAsia"/>
+          <w:rFonts w:hint="eastAsia" w:asciiTheme="majorHAnsi" w:hAnsiTheme="majorHAnsi" w:eastAsiaTheme="majorEastAsia" w:cstheme="majorBidi"/>
+          <w:color w:val="0F4761" w:themeColor="accent1" w:themeShade="BF"/>
+          <w:kern w:val="2"/>
+          <w:sz w:val="40"/>
+          <w:szCs w:val="40"/>
+          <w:lang w:val="en-US" w:eastAsia="zh-CN" w:bidi="ar-SA"/>
+          <w14:ligatures w14:val="standardContextual"/>
+        </w:rPr>
+      </w:pPr>
+      <w:r>
+        <w:rPr>
+          <w:rFonts w:hint="eastAsia" w:asciiTheme="majorHAnsi" w:hAnsiTheme="majorHAnsi" w:eastAsiaTheme="majorEastAsia" w:cstheme="majorBidi"/>
+          <w:color w:val="0F4761" w:themeColor="accent1" w:themeShade="BF"/>
+          <w:kern w:val="2"/>
+          <w:sz w:val="40"/>
+          <w:szCs w:val="40"/>
+          <w:lang w:val="en-US" w:eastAsia="zh-CN" w:bidi="ar-SA"/>
+          <w14:ligatures w14:val="standardContextual"/>
         </w:rPr>
         <w:t>1.3 轮胎纵向力分配约束</w:t>
       </w:r>
@@ -4967,7 +5002,24 @@
           <w:sz w:val="18"/>
           <w:szCs w:val="16"/>
         </w:rPr>
-        <w:t>（10）</w:t>
+        <w:t>（</w:t>
+      </w:r>
+      <w:r>
+        <w:rPr>
+          <w:rFonts w:hint="eastAsia"/>
+          <w:sz w:val="18"/>
+          <w:szCs w:val="16"/>
+          <w:lang w:val="en-US" w:eastAsia="zh-CN"/>
+        </w:rPr>
+        <w:t>12</w:t>
+      </w:r>
+      <w:r>
+        <w:rPr>
+          <w:rFonts w:hint="eastAsia"/>
+          <w:sz w:val="18"/>
+          <w:szCs w:val="16"/>
+        </w:rPr>
+        <w:t>）</w:t>
       </w:r>
     </w:p>
     <w:p>
@@ -5015,7 +5067,24 @@
           <w:sz w:val="18"/>
           <w:szCs w:val="16"/>
         </w:rPr>
-        <w:t>（11）</w:t>
+        <w:t>（</w:t>
+      </w:r>
+      <w:r>
+        <w:rPr>
+          <w:rFonts w:hint="eastAsia"/>
+          <w:sz w:val="18"/>
+          <w:szCs w:val="16"/>
+          <w:lang w:val="en-US" w:eastAsia="zh-CN"/>
+        </w:rPr>
+        <w:t>13</w:t>
+      </w:r>
+      <w:r>
+        <w:rPr>
+          <w:rFonts w:hint="eastAsia"/>
+          <w:sz w:val="18"/>
+          <w:szCs w:val="16"/>
+        </w:rPr>
+        <w:t>）</w:t>
       </w:r>
     </w:p>
     <w:p>
@@ -5063,7 +5132,24 @@
           <w:sz w:val="18"/>
           <w:szCs w:val="16"/>
         </w:rPr>
-        <w:t>（12）</w:t>
+        <w:t>（</w:t>
+      </w:r>
+      <w:r>
+        <w:rPr>
+          <w:rFonts w:hint="eastAsia"/>
+          <w:sz w:val="18"/>
+          <w:szCs w:val="16"/>
+          <w:lang w:val="en-US" w:eastAsia="zh-CN"/>
+        </w:rPr>
+        <w:t>14</w:t>
+      </w:r>
+      <w:r>
+        <w:rPr>
+          <w:rFonts w:hint="eastAsia"/>
+          <w:sz w:val="18"/>
+          <w:szCs w:val="16"/>
+        </w:rPr>
+        <w:t>）</w:t>
       </w:r>
     </w:p>
     <w:p>
@@ -5131,7 +5217,22 @@
           <w:rFonts w:hint="eastAsia"/>
           <w:sz w:val="21"/>
         </w:rPr>
-        <w:t>为胎面与路面的实际相对运动速度，式(9)用于限制后轮输出功率之和小于发动机峰值输出功率</w:t>
+        <w:t>为胎面与路面的实际相对运动速度，式(</w:t>
+      </w:r>
+      <w:r>
+        <w:rPr>
+          <w:rFonts w:hint="eastAsia"/>
+          <w:sz w:val="21"/>
+          <w:lang w:val="en-US" w:eastAsia="zh-CN"/>
+        </w:rPr>
+        <w:t>14</w:t>
+      </w:r>
+      <w:r>
+        <w:rPr>
+          <w:rFonts w:hint="eastAsia"/>
+          <w:sz w:val="21"/>
+        </w:rPr>
+        <w:t>)用于限制后轮输出功率之和小于发动机峰值输出功率</w:t>
       </w:r>
       <w:bookmarkStart w:id="14" w:name="OLE_LINK40"/>
       <w:r>
@@ -5213,7 +5314,24 @@
           <w:sz w:val="18"/>
           <w:szCs w:val="16"/>
         </w:rPr>
-        <w:t>（13）</w:t>
+        <w:t>（</w:t>
+      </w:r>
+      <w:r>
+        <w:rPr>
+          <w:rFonts w:hint="eastAsia"/>
+          <w:sz w:val="18"/>
+          <w:szCs w:val="16"/>
+          <w:lang w:val="en-US" w:eastAsia="zh-CN"/>
+        </w:rPr>
+        <w:t>15</w:t>
+      </w:r>
+      <w:r>
+        <w:rPr>
+          <w:rFonts w:hint="eastAsia"/>
+          <w:sz w:val="18"/>
+          <w:szCs w:val="16"/>
+        </w:rPr>
+        <w:t>）</w:t>
       </w:r>
     </w:p>
     <w:p>
@@ -5285,7 +5403,24 @@
           <w:sz w:val="18"/>
           <w:szCs w:val="16"/>
         </w:rPr>
-        <w:t>（14）</w:t>
+        <w:t>（</w:t>
+      </w:r>
+      <w:r>
+        <w:rPr>
+          <w:rFonts w:hint="eastAsia"/>
+          <w:sz w:val="18"/>
+          <w:szCs w:val="16"/>
+          <w:lang w:val="en-US" w:eastAsia="zh-CN"/>
+        </w:rPr>
+        <w:t>16</w:t>
+      </w:r>
+      <w:r>
+        <w:rPr>
+          <w:rFonts w:hint="eastAsia"/>
+          <w:sz w:val="18"/>
+          <w:szCs w:val="16"/>
+        </w:rPr>
+        <w:t>）</w:t>
       </w:r>
     </w:p>
     <w:p>
@@ -5472,7 +5607,24 @@
           <w:sz w:val="18"/>
           <w:szCs w:val="16"/>
         </w:rPr>
-        <w:t>（15）</w:t>
+        <w:t>（</w:t>
+      </w:r>
+      <w:r>
+        <w:rPr>
+          <w:rFonts w:hint="eastAsia"/>
+          <w:sz w:val="18"/>
+          <w:szCs w:val="16"/>
+          <w:lang w:val="en-US" w:eastAsia="zh-CN"/>
+        </w:rPr>
+        <w:t>17</w:t>
+      </w:r>
+      <w:r>
+        <w:rPr>
+          <w:rFonts w:hint="eastAsia"/>
+          <w:sz w:val="18"/>
+          <w:szCs w:val="16"/>
+        </w:rPr>
+        <w:t>）</w:t>
       </w:r>
     </w:p>
     <w:p>
@@ -5520,7 +5672,24 @@
           <w:sz w:val="18"/>
           <w:szCs w:val="16"/>
         </w:rPr>
-        <w:t>（16）</w:t>
+        <w:t>（</w:t>
+      </w:r>
+      <w:r>
+        <w:rPr>
+          <w:rFonts w:hint="eastAsia"/>
+          <w:sz w:val="18"/>
+          <w:szCs w:val="16"/>
+          <w:lang w:val="en-US" w:eastAsia="zh-CN"/>
+        </w:rPr>
+        <w:t>18</w:t>
+      </w:r>
+      <w:r>
+        <w:rPr>
+          <w:rFonts w:hint="eastAsia"/>
+          <w:sz w:val="18"/>
+          <w:szCs w:val="16"/>
+        </w:rPr>
+        <w:t>）</w:t>
       </w:r>
     </w:p>
     <w:p>
@@ -5562,7 +5731,24 @@
           <w:sz w:val="18"/>
           <w:szCs w:val="16"/>
         </w:rPr>
-        <w:t>（17）</w:t>
+        <w:t>（</w:t>
+      </w:r>
+      <w:r>
+        <w:rPr>
+          <w:rFonts w:hint="eastAsia"/>
+          <w:sz w:val="18"/>
+          <w:szCs w:val="16"/>
+          <w:lang w:val="en-US" w:eastAsia="zh-CN"/>
+        </w:rPr>
+        <w:t>19</w:t>
+      </w:r>
+      <w:r>
+        <w:rPr>
+          <w:rFonts w:hint="eastAsia"/>
+          <w:sz w:val="18"/>
+          <w:szCs w:val="16"/>
+        </w:rPr>
+        <w:t>）</w:t>
       </w:r>
     </w:p>
     <w:p>
@@ -5824,7 +6010,24 @@
           <w:sz w:val="18"/>
           <w:szCs w:val="16"/>
         </w:rPr>
-        <w:t>（18）</w:t>
+        <w:t>（</w:t>
+      </w:r>
+      <w:r>
+        <w:rPr>
+          <w:rFonts w:hint="eastAsia"/>
+          <w:sz w:val="18"/>
+          <w:szCs w:val="16"/>
+          <w:lang w:val="en-US" w:eastAsia="zh-CN"/>
+        </w:rPr>
+        <w:t>20</w:t>
+      </w:r>
+      <w:r>
+        <w:rPr>
+          <w:rFonts w:hint="eastAsia"/>
+          <w:sz w:val="18"/>
+          <w:szCs w:val="16"/>
+        </w:rPr>
+        <w:t>）</w:t>
       </w:r>
     </w:p>
     <w:p>
@@ -5872,7 +6075,24 @@
           <w:sz w:val="18"/>
           <w:szCs w:val="16"/>
         </w:rPr>
-        <w:t>（19）</w:t>
+        <w:t>（</w:t>
+      </w:r>
+      <w:r>
+        <w:rPr>
+          <w:rFonts w:hint="eastAsia"/>
+          <w:sz w:val="18"/>
+          <w:szCs w:val="16"/>
+          <w:lang w:val="en-US" w:eastAsia="zh-CN"/>
+        </w:rPr>
+        <w:t>21</w:t>
+      </w:r>
+      <w:r>
+        <w:rPr>
+          <w:rFonts w:hint="eastAsia"/>
+          <w:sz w:val="18"/>
+          <w:szCs w:val="16"/>
+        </w:rPr>
+        <w:t>）</w:t>
       </w:r>
     </w:p>
     <w:bookmarkEnd w:id="0"/>
@@ -5885,15 +6105,27 @@
     </w:p>
     <w:p>
       <w:pPr>
-        <w:pStyle w:val="3"/>
-        <w:spacing w:before="60" w:after="60"/>
-        <w:rPr>
-          <w:rFonts w:hint="eastAsia"/>
-        </w:rPr>
-      </w:pPr>
-      <w:r>
-        <w:rPr>
-          <w:rFonts w:hint="eastAsia"/>
+        <w:pStyle w:val="2"/>
+        <w:spacing w:before="0"/>
+        <w:rPr>
+          <w:rFonts w:hint="eastAsia" w:asciiTheme="majorHAnsi" w:hAnsiTheme="majorHAnsi" w:eastAsiaTheme="majorEastAsia" w:cstheme="majorBidi"/>
+          <w:color w:val="0F4761" w:themeColor="accent1" w:themeShade="BF"/>
+          <w:kern w:val="2"/>
+          <w:sz w:val="40"/>
+          <w:szCs w:val="40"/>
+          <w:lang w:val="en-US" w:eastAsia="zh-CN" w:bidi="ar-SA"/>
+          <w14:ligatures w14:val="standardContextual"/>
+        </w:rPr>
+      </w:pPr>
+      <w:r>
+        <w:rPr>
+          <w:rFonts w:hint="eastAsia" w:asciiTheme="majorHAnsi" w:hAnsiTheme="majorHAnsi" w:eastAsiaTheme="majorEastAsia" w:cstheme="majorBidi"/>
+          <w:color w:val="0F4761" w:themeColor="accent1" w:themeShade="BF"/>
+          <w:kern w:val="2"/>
+          <w:sz w:val="40"/>
+          <w:szCs w:val="40"/>
+          <w:lang w:val="en-US" w:eastAsia="zh-CN" w:bidi="ar-SA"/>
+          <w14:ligatures w14:val="standardContextual"/>
         </w:rPr>
         <w:t>1.4  状态量与控制量上下界</w:t>
       </w:r>
@@ -5932,15 +6164,27 @@
     </w:p>
     <w:p>
       <w:pPr>
-        <w:pStyle w:val="3"/>
-        <w:spacing w:before="60" w:after="60"/>
-        <w:rPr>
-          <w:rFonts w:hint="eastAsia"/>
-        </w:rPr>
-      </w:pPr>
-      <w:r>
-        <w:rPr>
-          <w:rFonts w:hint="eastAsia"/>
+        <w:pStyle w:val="2"/>
+        <w:spacing w:before="0"/>
+        <w:rPr>
+          <w:rFonts w:hint="eastAsia" w:asciiTheme="majorHAnsi" w:hAnsiTheme="majorHAnsi" w:eastAsiaTheme="majorEastAsia" w:cstheme="majorBidi"/>
+          <w:color w:val="0F4761" w:themeColor="accent1" w:themeShade="BF"/>
+          <w:kern w:val="2"/>
+          <w:sz w:val="40"/>
+          <w:szCs w:val="40"/>
+          <w:lang w:val="en-US" w:eastAsia="zh-CN" w:bidi="ar-SA"/>
+          <w14:ligatures w14:val="standardContextual"/>
+        </w:rPr>
+      </w:pPr>
+      <w:r>
+        <w:rPr>
+          <w:rFonts w:hint="eastAsia" w:asciiTheme="majorHAnsi" w:hAnsiTheme="majorHAnsi" w:eastAsiaTheme="majorEastAsia" w:cstheme="majorBidi"/>
+          <w:color w:val="0F4761" w:themeColor="accent1" w:themeShade="BF"/>
+          <w:kern w:val="2"/>
+          <w:sz w:val="40"/>
+          <w:szCs w:val="40"/>
+          <w:lang w:val="en-US" w:eastAsia="zh-CN" w:bidi="ar-SA"/>
+          <w14:ligatures w14:val="standardContextual"/>
         </w:rPr>
         <w:t>1.5  赛道建模与圈速优化模型求解</w:t>
       </w:r>
@@ -6478,16 +6722,7 @@
           <w:rFonts w:hint="eastAsia"/>
           <w:sz w:val="21"/>
         </w:rPr>
-        <w:t>外倾角的正则化系数分别为0.001、0.0</w:t>
-      </w:r>
-      <w:bookmarkStart w:id="23" w:name="_GoBack"/>
-      <w:bookmarkEnd w:id="23"/>
-      <w:r>
-        <w:rPr>
-          <w:rFonts w:hint="eastAsia"/>
-          <w:sz w:val="21"/>
-        </w:rPr>
-        <w:t>0001以及0.001。在</w:t>
+        <w:t>外倾角的正则化系数分别为0.001、0.00001以及0.001。在</w:t>
       </w:r>
       <w:r>
         <w:rPr>
